--- a/exports/cifso-certification-forms/valletta_site_manager_candidate_qualifications.docx
+++ b/exports/cifso-certification-forms/valletta_site_manager_candidate_qualifications.docx
@@ -71,7 +71,7 @@
           <w:sz w:val="15"/>
           <w:szCs w:val="15"/>
         </w:rPr>
-        <w:t xml:space="preserve">      </w:t>
+        <w:t xml:space="preserve">      </w:t>
       </w:r>
     </w:p>
     <w:p>
@@ -98,7 +98,7 @@
           <w:sz w:val="15"/>
           <w:szCs w:val="15"/>
         </w:rPr>
-        <w:t xml:space="preserve">      </w:t>
+        <w:t xml:space="preserve">      </w:t>
       </w:r>
     </w:p>
     <w:p>
@@ -202,6 +202,51 @@
               </w:rPr>
               <w:t xml:space="preserve">YEARS</w:t>
             </w:r>
+            <w:r>
+              <w:br/>
+            </w:r>
+            <w:sdt>
+              <w:sdtPr>
+                <w:dropDownList>
+                  <w:listItem w:displayText="Choose an item." w:value="Choose an item."/>
+                  <w:listItem w:displayText="Less than 1" w:value="Less than 1"/>
+                  <w:listItem w:displayText="1" w:value="1"/>
+                  <w:listItem w:displayText="2" w:value="2"/>
+                  <w:listItem w:displayText="3" w:value="3"/>
+                  <w:listItem w:displayText="4" w:value="4"/>
+                  <w:listItem w:displayText="5" w:value="5"/>
+                  <w:listItem w:displayText="6" w:value="6"/>
+                  <w:listItem w:displayText="7" w:value="7"/>
+                  <w:listItem w:displayText="8" w:value="8"/>
+                  <w:listItem w:displayText="9" w:value="9"/>
+                  <w:listItem w:displayText="10" w:value="10"/>
+                  <w:listItem w:displayText="11" w:value="11"/>
+                  <w:listItem w:displayText="12" w:value="12"/>
+                  <w:listItem w:displayText="13" w:value="13"/>
+                  <w:listItem w:displayText="14" w:value="14"/>
+                  <w:listItem w:displayText="15" w:value="15"/>
+                  <w:listItem w:displayText="16" w:value="16"/>
+                  <w:listItem w:displayText="17" w:value="17"/>
+                  <w:listItem w:displayText="18" w:value="18"/>
+                  <w:listItem w:displayText="19" w:value="19"/>
+                  <w:listItem w:displayText="20" w:value="20"/>
+                  <w:listItem w:displayText="20+" w:value="20+"/>
+                </w:dropDownList>
+              </w:sdtPr>
+              <w:sdtContent>
+                <w:r>
+                  <w:rPr>
+                    <w:rFonts w:ascii="Calibri" w:cs="Calibri" w:eastAsia="Calibri" w:hAnsi="Calibri"/>
+                    <w:i/>
+                    <w:iCs/>
+                    <w:color w:val="5B5F66"/>
+                    <w:sz w:val="20"/>
+                    <w:szCs w:val="20"/>
+                  </w:rPr>
+                  <w:t xml:space="preserve">Choose an item.</w:t>
+                </w:r>
+              </w:sdtContent>
+            </w:sdt>
           </w:p>
         </w:tc>
         <w:tc>
@@ -238,6 +283,13 @@
               </w:rPr>
               <w:t xml:space="preserve">MONTHS</w:t>
             </w:r>
+            <w:r>
+              <w:rPr>
+                <w:sz w:val="15"/>
+                <w:szCs w:val="15"/>
+              </w:rPr>
+              <w:t xml:space="preserve">      </w:t>
+            </w:r>
           </w:p>
         </w:tc>
       </w:tr>
@@ -475,204 +527,6 @@
           <w:szCs w:val="21"/>
         </w:rPr>
         <w:t xml:space="preserve">REQUIRED CERTIFICATIONS – FEMA CERTIFICATIONS (OR GOVERNMENT APPROVED EQUIVALENT)</w:t>
-      </w:r>
-    </w:p>
-    <w:p>
-      <w:pPr>
-        <w:pBdr>
-          <w:bottom w:val="single" w:color="D8D9DB" w:sz="4" w:space="4"/>
-        </w:pBdr>
-        <w:spacing w:after="60" w:before="120"/>
-      </w:pPr>
-      <w:r>
-        <w:rPr>
-          <w:rFonts w:ascii="Arial" w:cs="Arial" w:eastAsia="Arial" w:hAnsi="Arial"/>
-          <w:b/>
-          <w:bCs/>
-          <w:color w:val="FF002B"/>
-          <w:spacing w:val="3"/>
-          <w:sz w:val="15"/>
-          <w:szCs w:val="15"/>
-        </w:rPr>
-        <w:t xml:space="preserve">TX DIV. OF EMERGENCY MANAGEMENT G-IS.100.C INTRODUCTION TO THE INCIDENT COMMAND SYSTEM – DATE OF COMPLETION</w:t>
-      </w:r>
-      <w:r>
-        <w:rPr>
-          <w:sz w:val="15"/>
-          <w:szCs w:val="15"/>
-        </w:rPr>
-        <w:t xml:space="preserve">      </w:t>
-      </w:r>
-    </w:p>
-    <w:p>
-      <w:pPr>
-        <w:pBdr>
-          <w:bottom w:val="single" w:color="D8D9DB" w:sz="4" w:space="4"/>
-        </w:pBdr>
-        <w:spacing w:after="60" w:before="120"/>
-      </w:pPr>
-      <w:r>
-        <w:rPr>
-          <w:rFonts w:ascii="Arial" w:cs="Arial" w:eastAsia="Arial" w:hAnsi="Arial"/>
-          <w:b/>
-          <w:bCs/>
-          <w:color w:val="FF002B"/>
-          <w:spacing w:val="3"/>
-          <w:sz w:val="15"/>
-          <w:szCs w:val="15"/>
-        </w:rPr>
-        <w:t xml:space="preserve">TX DIV. OF EMERGENCY MANAGEMENT G-IS.200.C BASIC INCIDENT COMMAND SYSTEM FOR INITIAL RESPONSE – DATE OF COMPLETION</w:t>
-      </w:r>
-      <w:r>
-        <w:rPr>
-          <w:sz w:val="15"/>
-          <w:szCs w:val="15"/>
-        </w:rPr>
-        <w:t xml:space="preserve">      </w:t>
-      </w:r>
-    </w:p>
-    <w:p>
-      <w:pPr>
-        <w:pBdr>
-          <w:bottom w:val="single" w:color="D8D9DB" w:sz="4" w:space="4"/>
-        </w:pBdr>
-        <w:spacing w:after="60" w:before="120"/>
-      </w:pPr>
-      <w:r>
-        <w:rPr>
-          <w:rFonts w:ascii="Arial" w:cs="Arial" w:eastAsia="Arial" w:hAnsi="Arial"/>
-          <w:b/>
-          <w:bCs/>
-          <w:color w:val="FF002B"/>
-          <w:spacing w:val="3"/>
-          <w:sz w:val="15"/>
-          <w:szCs w:val="15"/>
-        </w:rPr>
-        <w:t xml:space="preserve">TX DIV. OF EMERGENCY MANAGEMENT G-IS.700.B INTRODUCTION TO THE NATIONAL INCIDENT MANAGEMENT SYSTEM – DATE OF COMPLETION</w:t>
-      </w:r>
-      <w:r>
-        <w:rPr>
-          <w:sz w:val="15"/>
-          <w:szCs w:val="15"/>
-        </w:rPr>
-        <w:t xml:space="preserve">      </w:t>
-      </w:r>
-    </w:p>
-    <w:p>
-      <w:pPr>
-        <w:pBdr>
-          <w:bottom w:val="single" w:color="D8D9DB" w:sz="4" w:space="4"/>
-        </w:pBdr>
-        <w:spacing w:after="60" w:before="120"/>
-      </w:pPr>
-      <w:r>
-        <w:rPr>
-          <w:rFonts w:ascii="Arial" w:cs="Arial" w:eastAsia="Arial" w:hAnsi="Arial"/>
-          <w:b/>
-          <w:bCs/>
-          <w:color w:val="FF002B"/>
-          <w:spacing w:val="3"/>
-          <w:sz w:val="15"/>
-          <w:szCs w:val="15"/>
-        </w:rPr>
-        <w:t xml:space="preserve">TX DIV. OF EMERGENCY MANAGEMENT G-IS.800.D NATIONAL RESPONSE FRAMEWORK, AN INTRODUCTION – DATE OF COMPLETION</w:t>
-      </w:r>
-      <w:r>
-        <w:rPr>
-          <w:sz w:val="15"/>
-          <w:szCs w:val="15"/>
-        </w:rPr>
-        <w:t xml:space="preserve">      </w:t>
-      </w:r>
-    </w:p>
-    <w:p>
-      <w:pPr>
-        <w:shd w:fill="0A0A0A" w:color="auto" w:val="clear"/>
-        <w:spacing w:after="160" w:before="260"/>
-        <w:ind w:left="100"/>
-      </w:pPr>
-      <w:r>
-        <w:rPr>
-          <w:rFonts w:ascii="Bookman Old Style" w:cs="Bookman Old Style" w:eastAsia="Bookman Old Style" w:hAnsi="Bookman Old Style"/>
-          <w:b/>
-          <w:bCs/>
-          <w:color w:val="FFFFFF"/>
-          <w:sz w:val="21"/>
-          <w:szCs w:val="21"/>
-        </w:rPr>
-        <w:t xml:space="preserve">CURRENT SUSTAINMENT CERTIFICATION</w:t>
-      </w:r>
-    </w:p>
-    <w:p>
-      <w:pPr>
-        <w:pBdr>
-          <w:bottom w:val="single" w:color="D8D9DB" w:sz="4" w:space="4"/>
-        </w:pBdr>
-        <w:spacing w:after="60" w:before="120"/>
-      </w:pPr>
-      <w:r>
-        <w:rPr>
-          <w:rFonts w:ascii="Arial" w:cs="Arial" w:eastAsia="Arial" w:hAnsi="Arial"/>
-          <w:b/>
-          <w:bCs/>
-          <w:color w:val="FF002B"/>
-          <w:spacing w:val="3"/>
-          <w:sz w:val="15"/>
-          <w:szCs w:val="15"/>
-        </w:rPr>
-        <w:t xml:space="preserve">DATE</w:t>
-      </w:r>
-      <w:r>
-        <w:rPr>
-          <w:sz w:val="15"/>
-          <w:szCs w:val="15"/>
-        </w:rPr>
-        <w:t xml:space="preserve">      </w:t>
-      </w:r>
-    </w:p>
-    <w:p>
-      <w:pPr>
-        <w:shd w:fill="0A0A0A" w:color="auto" w:val="clear"/>
-        <w:spacing w:after="160" w:before="260"/>
-        <w:ind w:left="100"/>
-      </w:pPr>
-      <w:r>
-        <w:rPr>
-          <w:rFonts w:ascii="Bookman Old Style" w:cs="Bookman Old Style" w:eastAsia="Bookman Old Style" w:hAnsi="Bookman Old Style"/>
-          <w:b/>
-          <w:bCs/>
-          <w:color w:val="FFFFFF"/>
-          <w:sz w:val="21"/>
-          <w:szCs w:val="21"/>
-        </w:rPr>
-        <w:t xml:space="preserve">CURRENT RANGE CERTIFICATION</w:t>
-      </w:r>
-    </w:p>
-    <w:p>
-      <w:pPr>
-        <w:pBdr>
-          <w:bottom w:val="single" w:color="D8D9DB" w:sz="4" w:space="4"/>
-        </w:pBdr>
-        <w:spacing w:after="60" w:before="120"/>
-      </w:pPr>
-      <w:r>
-        <w:rPr>
-          <w:rFonts w:ascii="Arial" w:cs="Arial" w:eastAsia="Arial" w:hAnsi="Arial"/>
-          <w:b/>
-          <w:bCs/>
-          <w:color w:val="FF002B"/>
-          <w:spacing w:val="3"/>
-          <w:sz w:val="15"/>
-          <w:szCs w:val="15"/>
-        </w:rPr>
-        <w:t xml:space="preserve">DATE</w:t>
-      </w:r>
-      <w:r>
-        <w:rPr>
-          <w:sz w:val="15"/>
-          <w:szCs w:val="15"/>
-        </w:rPr>
-        <w:t xml:space="preserve">      </w:t>
       </w:r>
     </w:p>
     <w:tbl>
@@ -724,8 +578,33 @@
                 <w:sz w:val="15"/>
                 <w:szCs w:val="15"/>
               </w:rPr>
-              <w:t xml:space="preserve">PISTOL SCORE</w:t>
-            </w:r>
+              <w:t xml:space="preserve">TX DIV. OF EMERGENCY MANAGEMENT G-IS.100.C INTRODUCTION TO THE INCIDENT COMMAND SYSTEM</w:t>
+            </w:r>
+            <w:r>
+              <w:br/>
+            </w:r>
+            <w:sdt>
+              <w:sdtPr>
+                <w:dropDownList>
+                  <w:listItem w:displayText="Choose an item." w:value="Choose an item."/>
+                  <w:listItem w:displayText="Yes" w:value="Yes"/>
+                  <w:listItem w:displayText="No" w:value="No"/>
+                </w:dropDownList>
+              </w:sdtPr>
+              <w:sdtContent>
+                <w:r>
+                  <w:rPr>
+                    <w:rFonts w:ascii="Calibri" w:cs="Calibri" w:eastAsia="Calibri" w:hAnsi="Calibri"/>
+                    <w:i/>
+                    <w:iCs/>
+                    <w:color w:val="5B5F66"/>
+                    <w:sz w:val="20"/>
+                    <w:szCs w:val="20"/>
+                  </w:rPr>
+                  <w:t xml:space="preserve">Choose an item.</w:t>
+                </w:r>
+              </w:sdtContent>
+            </w:sdt>
           </w:p>
         </w:tc>
         <w:tc>
@@ -760,8 +639,460 @@
                 <w:sz w:val="15"/>
                 <w:szCs w:val="15"/>
               </w:rPr>
-              <w:t xml:space="preserve">RIFLE SCORE</w:t>
-            </w:r>
+              <w:t xml:space="preserve">DATE OF COMPLETION</w:t>
+            </w:r>
+            <w:r>
+              <w:br/>
+            </w:r>
+            <w:sdt>
+              <w:sdtPr>
+                <w:date>
+                  <w:dateFormat w:val="M/d/yyyy"/>
+                  <w:lid w:val="en-US"/>
+                  <w:storeMappedDataAs w:val="dateTime"/>
+                  <w:calendar w:val="gregorian"/>
+                </w:date>
+              </w:sdtPr>
+              <w:sdtContent>
+                <w:r>
+                  <w:rPr>
+                    <w:rFonts w:ascii="Calibri" w:cs="Calibri" w:eastAsia="Calibri" w:hAnsi="Calibri"/>
+                    <w:i/>
+                    <w:iCs/>
+                    <w:color w:val="5B5F66"/>
+                    <w:sz w:val="20"/>
+                    <w:szCs w:val="20"/>
+                  </w:rPr>
+                  <w:t xml:space="preserve">Click or tap to enter a date.</w:t>
+                </w:r>
+              </w:sdtContent>
+            </w:sdt>
+          </w:p>
+        </w:tc>
+      </w:tr>
+    </w:tbl>
+    <w:tbl>
+      <w:tblPr>
+        <w:tblW w:type="pct" w:w="100%"/>
+        <w:tblBorders>
+          <w:top w:val="single" w:color="auto" w:sz="4"/>
+          <w:left w:val="single" w:color="auto" w:sz="4"/>
+          <w:bottom w:val="single" w:color="auto" w:sz="4"/>
+          <w:right w:val="single" w:color="auto" w:sz="4"/>
+          <w:insideH w:val="single" w:color="auto" w:sz="4"/>
+          <w:insideV w:val="single" w:color="auto" w:sz="4"/>
+        </w:tblBorders>
+      </w:tblPr>
+      <w:tblGrid>
+        <w:gridCol w:w="100"/>
+        <w:gridCol w:w="100"/>
+      </w:tblGrid>
+      <w:tr>
+        <w:tc>
+          <w:tcPr>
+            <w:tcW w:type="pct" w:w="50%"/>
+            <w:tcBorders>
+              <w:top w:val="none" w:color="auto" w:sz="0"/>
+              <w:left w:val="none" w:color="auto" w:sz="0"/>
+              <w:bottom w:val="none" w:color="auto" w:sz="0"/>
+              <w:right w:val="none" w:color="auto" w:sz="0"/>
+            </w:tcBorders>
+            <w:tcMar>
+              <w:left w:type="dxa" w:w="0"/>
+              <w:right w:type="dxa" w:w="200"/>
+            </w:tcMar>
+            <w:vAlign w:val="top"/>
+          </w:tcPr>
+          <w:p>
+            <w:pPr>
+              <w:pBdr>
+                <w:bottom w:val="single" w:color="D8D9DB" w:sz="4" w:space="4"/>
+              </w:pBdr>
+              <w:spacing w:after="60" w:before="120"/>
+            </w:pPr>
+            <w:r>
+              <w:rPr>
+                <w:rFonts w:ascii="Arial" w:cs="Arial" w:eastAsia="Arial" w:hAnsi="Arial"/>
+                <w:b/>
+                <w:bCs/>
+                <w:color w:val="FF002B"/>
+                <w:spacing w:val="3"/>
+                <w:sz w:val="15"/>
+                <w:szCs w:val="15"/>
+              </w:rPr>
+              <w:t xml:space="preserve">TX DIV. OF EMERGENCY MANAGEMENT G-IS.200.C BASIC INCIDENT COMMAND SYSTEM FOR INITIAL RESPONSE</w:t>
+            </w:r>
+            <w:r>
+              <w:br/>
+            </w:r>
+            <w:sdt>
+              <w:sdtPr>
+                <w:dropDownList>
+                  <w:listItem w:displayText="Choose an item." w:value="Choose an item."/>
+                  <w:listItem w:displayText="Yes" w:value="Yes"/>
+                  <w:listItem w:displayText="No" w:value="No"/>
+                </w:dropDownList>
+              </w:sdtPr>
+              <w:sdtContent>
+                <w:r>
+                  <w:rPr>
+                    <w:rFonts w:ascii="Calibri" w:cs="Calibri" w:eastAsia="Calibri" w:hAnsi="Calibri"/>
+                    <w:i/>
+                    <w:iCs/>
+                    <w:color w:val="5B5F66"/>
+                    <w:sz w:val="20"/>
+                    <w:szCs w:val="20"/>
+                  </w:rPr>
+                  <w:t xml:space="preserve">Choose an item.</w:t>
+                </w:r>
+              </w:sdtContent>
+            </w:sdt>
+          </w:p>
+        </w:tc>
+        <w:tc>
+          <w:tcPr>
+            <w:tcW w:type="pct" w:w="50%"/>
+            <w:tcBorders>
+              <w:top w:val="none" w:color="auto" w:sz="0"/>
+              <w:left w:val="none" w:color="auto" w:sz="0"/>
+              <w:bottom w:val="none" w:color="auto" w:sz="0"/>
+              <w:right w:val="none" w:color="auto" w:sz="0"/>
+            </w:tcBorders>
+            <w:tcMar>
+              <w:left w:type="dxa" w:w="0"/>
+              <w:right w:type="dxa" w:w="200"/>
+            </w:tcMar>
+            <w:vAlign w:val="top"/>
+          </w:tcPr>
+          <w:p>
+            <w:pPr>
+              <w:pBdr>
+                <w:bottom w:val="single" w:color="D8D9DB" w:sz="4" w:space="4"/>
+              </w:pBdr>
+              <w:spacing w:after="60" w:before="120"/>
+            </w:pPr>
+            <w:r>
+              <w:rPr>
+                <w:rFonts w:ascii="Arial" w:cs="Arial" w:eastAsia="Arial" w:hAnsi="Arial"/>
+                <w:b/>
+                <w:bCs/>
+                <w:color w:val="FF002B"/>
+                <w:spacing w:val="3"/>
+                <w:sz w:val="15"/>
+                <w:szCs w:val="15"/>
+              </w:rPr>
+              <w:t xml:space="preserve">DATE OF COMPLETION</w:t>
+            </w:r>
+            <w:r>
+              <w:br/>
+            </w:r>
+            <w:sdt>
+              <w:sdtPr>
+                <w:date>
+                  <w:dateFormat w:val="M/d/yyyy"/>
+                  <w:lid w:val="en-US"/>
+                  <w:storeMappedDataAs w:val="dateTime"/>
+                  <w:calendar w:val="gregorian"/>
+                </w:date>
+              </w:sdtPr>
+              <w:sdtContent>
+                <w:r>
+                  <w:rPr>
+                    <w:rFonts w:ascii="Calibri" w:cs="Calibri" w:eastAsia="Calibri" w:hAnsi="Calibri"/>
+                    <w:i/>
+                    <w:iCs/>
+                    <w:color w:val="5B5F66"/>
+                    <w:sz w:val="20"/>
+                    <w:szCs w:val="20"/>
+                  </w:rPr>
+                  <w:t xml:space="preserve">Click or tap to enter a date.</w:t>
+                </w:r>
+              </w:sdtContent>
+            </w:sdt>
+          </w:p>
+        </w:tc>
+      </w:tr>
+    </w:tbl>
+    <w:tbl>
+      <w:tblPr>
+        <w:tblW w:type="pct" w:w="100%"/>
+        <w:tblBorders>
+          <w:top w:val="single" w:color="auto" w:sz="4"/>
+          <w:left w:val="single" w:color="auto" w:sz="4"/>
+          <w:bottom w:val="single" w:color="auto" w:sz="4"/>
+          <w:right w:val="single" w:color="auto" w:sz="4"/>
+          <w:insideH w:val="single" w:color="auto" w:sz="4"/>
+          <w:insideV w:val="single" w:color="auto" w:sz="4"/>
+        </w:tblBorders>
+      </w:tblPr>
+      <w:tblGrid>
+        <w:gridCol w:w="100"/>
+        <w:gridCol w:w="100"/>
+      </w:tblGrid>
+      <w:tr>
+        <w:tc>
+          <w:tcPr>
+            <w:tcW w:type="pct" w:w="50%"/>
+            <w:tcBorders>
+              <w:top w:val="none" w:color="auto" w:sz="0"/>
+              <w:left w:val="none" w:color="auto" w:sz="0"/>
+              <w:bottom w:val="none" w:color="auto" w:sz="0"/>
+              <w:right w:val="none" w:color="auto" w:sz="0"/>
+            </w:tcBorders>
+            <w:tcMar>
+              <w:left w:type="dxa" w:w="0"/>
+              <w:right w:type="dxa" w:w="200"/>
+            </w:tcMar>
+            <w:vAlign w:val="top"/>
+          </w:tcPr>
+          <w:p>
+            <w:pPr>
+              <w:pBdr>
+                <w:bottom w:val="single" w:color="D8D9DB" w:sz="4" w:space="4"/>
+              </w:pBdr>
+              <w:spacing w:after="60" w:before="120"/>
+            </w:pPr>
+            <w:r>
+              <w:rPr>
+                <w:rFonts w:ascii="Arial" w:cs="Arial" w:eastAsia="Arial" w:hAnsi="Arial"/>
+                <w:b/>
+                <w:bCs/>
+                <w:color w:val="FF002B"/>
+                <w:spacing w:val="3"/>
+                <w:sz w:val="15"/>
+                <w:szCs w:val="15"/>
+              </w:rPr>
+              <w:t xml:space="preserve">TX DIV. OF EMERGENCY MANAGEMENT G-IS.700.B INTRODUCTION TO THE NATIONAL INCIDENT MANAGEMENT SYSTEM</w:t>
+            </w:r>
+            <w:r>
+              <w:br/>
+            </w:r>
+            <w:sdt>
+              <w:sdtPr>
+                <w:dropDownList>
+                  <w:listItem w:displayText="Choose an item." w:value="Choose an item."/>
+                  <w:listItem w:displayText="Yes" w:value="Yes"/>
+                  <w:listItem w:displayText="No" w:value="No"/>
+                </w:dropDownList>
+              </w:sdtPr>
+              <w:sdtContent>
+                <w:r>
+                  <w:rPr>
+                    <w:rFonts w:ascii="Calibri" w:cs="Calibri" w:eastAsia="Calibri" w:hAnsi="Calibri"/>
+                    <w:i/>
+                    <w:iCs/>
+                    <w:color w:val="5B5F66"/>
+                    <w:sz w:val="20"/>
+                    <w:szCs w:val="20"/>
+                  </w:rPr>
+                  <w:t xml:space="preserve">Choose an item.</w:t>
+                </w:r>
+              </w:sdtContent>
+            </w:sdt>
+          </w:p>
+        </w:tc>
+        <w:tc>
+          <w:tcPr>
+            <w:tcW w:type="pct" w:w="50%"/>
+            <w:tcBorders>
+              <w:top w:val="none" w:color="auto" w:sz="0"/>
+              <w:left w:val="none" w:color="auto" w:sz="0"/>
+              <w:bottom w:val="none" w:color="auto" w:sz="0"/>
+              <w:right w:val="none" w:color="auto" w:sz="0"/>
+            </w:tcBorders>
+            <w:tcMar>
+              <w:left w:type="dxa" w:w="0"/>
+              <w:right w:type="dxa" w:w="200"/>
+            </w:tcMar>
+            <w:vAlign w:val="top"/>
+          </w:tcPr>
+          <w:p>
+            <w:pPr>
+              <w:pBdr>
+                <w:bottom w:val="single" w:color="D8D9DB" w:sz="4" w:space="4"/>
+              </w:pBdr>
+              <w:spacing w:after="60" w:before="120"/>
+            </w:pPr>
+            <w:r>
+              <w:rPr>
+                <w:rFonts w:ascii="Arial" w:cs="Arial" w:eastAsia="Arial" w:hAnsi="Arial"/>
+                <w:b/>
+                <w:bCs/>
+                <w:color w:val="FF002B"/>
+                <w:spacing w:val="3"/>
+                <w:sz w:val="15"/>
+                <w:szCs w:val="15"/>
+              </w:rPr>
+              <w:t xml:space="preserve">DATE OF COMPLETION</w:t>
+            </w:r>
+            <w:r>
+              <w:br/>
+            </w:r>
+            <w:sdt>
+              <w:sdtPr>
+                <w:date>
+                  <w:dateFormat w:val="M/d/yyyy"/>
+                  <w:lid w:val="en-US"/>
+                  <w:storeMappedDataAs w:val="dateTime"/>
+                  <w:calendar w:val="gregorian"/>
+                </w:date>
+              </w:sdtPr>
+              <w:sdtContent>
+                <w:r>
+                  <w:rPr>
+                    <w:rFonts w:ascii="Calibri" w:cs="Calibri" w:eastAsia="Calibri" w:hAnsi="Calibri"/>
+                    <w:i/>
+                    <w:iCs/>
+                    <w:color w:val="5B5F66"/>
+                    <w:sz w:val="20"/>
+                    <w:szCs w:val="20"/>
+                  </w:rPr>
+                  <w:t xml:space="preserve">Click or tap to enter a date.</w:t>
+                </w:r>
+              </w:sdtContent>
+            </w:sdt>
+          </w:p>
+        </w:tc>
+      </w:tr>
+    </w:tbl>
+    <w:tbl>
+      <w:tblPr>
+        <w:tblW w:type="pct" w:w="100%"/>
+        <w:tblBorders>
+          <w:top w:val="single" w:color="auto" w:sz="4"/>
+          <w:left w:val="single" w:color="auto" w:sz="4"/>
+          <w:bottom w:val="single" w:color="auto" w:sz="4"/>
+          <w:right w:val="single" w:color="auto" w:sz="4"/>
+          <w:insideH w:val="single" w:color="auto" w:sz="4"/>
+          <w:insideV w:val="single" w:color="auto" w:sz="4"/>
+        </w:tblBorders>
+      </w:tblPr>
+      <w:tblGrid>
+        <w:gridCol w:w="100"/>
+        <w:gridCol w:w="100"/>
+      </w:tblGrid>
+      <w:tr>
+        <w:tc>
+          <w:tcPr>
+            <w:tcW w:type="pct" w:w="50%"/>
+            <w:tcBorders>
+              <w:top w:val="none" w:color="auto" w:sz="0"/>
+              <w:left w:val="none" w:color="auto" w:sz="0"/>
+              <w:bottom w:val="none" w:color="auto" w:sz="0"/>
+              <w:right w:val="none" w:color="auto" w:sz="0"/>
+            </w:tcBorders>
+            <w:tcMar>
+              <w:left w:type="dxa" w:w="0"/>
+              <w:right w:type="dxa" w:w="200"/>
+            </w:tcMar>
+            <w:vAlign w:val="top"/>
+          </w:tcPr>
+          <w:p>
+            <w:pPr>
+              <w:pBdr>
+                <w:bottom w:val="single" w:color="D8D9DB" w:sz="4" w:space="4"/>
+              </w:pBdr>
+              <w:spacing w:after="60" w:before="120"/>
+            </w:pPr>
+            <w:r>
+              <w:rPr>
+                <w:rFonts w:ascii="Arial" w:cs="Arial" w:eastAsia="Arial" w:hAnsi="Arial"/>
+                <w:b/>
+                <w:bCs/>
+                <w:color w:val="FF002B"/>
+                <w:spacing w:val="3"/>
+                <w:sz w:val="15"/>
+                <w:szCs w:val="15"/>
+              </w:rPr>
+              <w:t xml:space="preserve">TX DIV. OF EMERGENCY MANAGEMENT G-IS.800.D NATIONAL RESPONSE FRAMEWORK, AN INTRODUCTION</w:t>
+            </w:r>
+            <w:r>
+              <w:br/>
+            </w:r>
+            <w:sdt>
+              <w:sdtPr>
+                <w:dropDownList>
+                  <w:listItem w:displayText="Choose an item." w:value="Choose an item."/>
+                  <w:listItem w:displayText="Yes" w:value="Yes"/>
+                  <w:listItem w:displayText="No" w:value="No"/>
+                </w:dropDownList>
+              </w:sdtPr>
+              <w:sdtContent>
+                <w:r>
+                  <w:rPr>
+                    <w:rFonts w:ascii="Calibri" w:cs="Calibri" w:eastAsia="Calibri" w:hAnsi="Calibri"/>
+                    <w:i/>
+                    <w:iCs/>
+                    <w:color w:val="5B5F66"/>
+                    <w:sz w:val="20"/>
+                    <w:szCs w:val="20"/>
+                  </w:rPr>
+                  <w:t xml:space="preserve">Choose an item.</w:t>
+                </w:r>
+              </w:sdtContent>
+            </w:sdt>
+          </w:p>
+        </w:tc>
+        <w:tc>
+          <w:tcPr>
+            <w:tcW w:type="pct" w:w="50%"/>
+            <w:tcBorders>
+              <w:top w:val="none" w:color="auto" w:sz="0"/>
+              <w:left w:val="none" w:color="auto" w:sz="0"/>
+              <w:bottom w:val="none" w:color="auto" w:sz="0"/>
+              <w:right w:val="none" w:color="auto" w:sz="0"/>
+            </w:tcBorders>
+            <w:tcMar>
+              <w:left w:type="dxa" w:w="0"/>
+              <w:right w:type="dxa" w:w="200"/>
+            </w:tcMar>
+            <w:vAlign w:val="top"/>
+          </w:tcPr>
+          <w:p>
+            <w:pPr>
+              <w:pBdr>
+                <w:bottom w:val="single" w:color="D8D9DB" w:sz="4" w:space="4"/>
+              </w:pBdr>
+              <w:spacing w:after="60" w:before="120"/>
+            </w:pPr>
+            <w:r>
+              <w:rPr>
+                <w:rFonts w:ascii="Arial" w:cs="Arial" w:eastAsia="Arial" w:hAnsi="Arial"/>
+                <w:b/>
+                <w:bCs/>
+                <w:color w:val="FF002B"/>
+                <w:spacing w:val="3"/>
+                <w:sz w:val="15"/>
+                <w:szCs w:val="15"/>
+              </w:rPr>
+              <w:t xml:space="preserve">DATE OF COMPLETION</w:t>
+            </w:r>
+            <w:r>
+              <w:br/>
+            </w:r>
+            <w:sdt>
+              <w:sdtPr>
+                <w:date>
+                  <w:dateFormat w:val="M/d/yyyy"/>
+                  <w:lid w:val="en-US"/>
+                  <w:storeMappedDataAs w:val="dateTime"/>
+                  <w:calendar w:val="gregorian"/>
+                </w:date>
+              </w:sdtPr>
+              <w:sdtContent>
+                <w:r>
+                  <w:rPr>
+                    <w:rFonts w:ascii="Calibri" w:cs="Calibri" w:eastAsia="Calibri" w:hAnsi="Calibri"/>
+                    <w:i/>
+                    <w:iCs/>
+                    <w:color w:val="5B5F66"/>
+                    <w:sz w:val="20"/>
+                    <w:szCs w:val="20"/>
+                  </w:rPr>
+                  <w:t xml:space="preserve">Click or tap to enter a date.</w:t>
+                </w:r>
+              </w:sdtContent>
+            </w:sdt>
           </w:p>
         </w:tc>
       </w:tr>
@@ -781,7 +1112,7 @@
           <w:sz w:val="21"/>
           <w:szCs w:val="21"/>
         </w:rPr>
-        <w:t xml:space="preserve">CURRENT PHYSICAL FITNESS ASSESSMENT</w:t>
+        <w:t xml:space="preserve">CURRENT SUSTAINMENT CERTIFICATION</w:t>
       </w:r>
     </w:p>
     <w:p>
@@ -804,12 +1135,264 @@
         <w:t xml:space="preserve">DATE</w:t>
       </w:r>
       <w:r>
-        <w:rPr>
+        <w:br/>
+      </w:r>
+      <w:sdt>
+        <w:sdtPr>
+          <w:date>
+            <w:dateFormat w:val="M/d/yyyy"/>
+            <w:lid w:val="en-US"/>
+            <w:storeMappedDataAs w:val="dateTime"/>
+            <w:calendar w:val="gregorian"/>
+          </w:date>
+        </w:sdtPr>
+        <w:sdtContent>
+          <w:r>
+            <w:rPr>
+              <w:rFonts w:ascii="Calibri" w:cs="Calibri" w:eastAsia="Calibri" w:hAnsi="Calibri"/>
+              <w:i/>
+              <w:iCs/>
+              <w:color w:val="5B5F66"/>
+              <w:sz w:val="20"/>
+              <w:szCs w:val="20"/>
+            </w:rPr>
+            <w:t xml:space="preserve">Click or tap to enter a date.</w:t>
+          </w:r>
+        </w:sdtContent>
+      </w:sdt>
+    </w:p>
+    <w:p>
+      <w:pPr>
+        <w:shd w:fill="0A0A0A" w:color="auto" w:val="clear"/>
+        <w:spacing w:after="160" w:before="260"/>
+        <w:ind w:left="100"/>
+      </w:pPr>
+      <w:r>
+        <w:rPr>
+          <w:rFonts w:ascii="Bookman Old Style" w:cs="Bookman Old Style" w:eastAsia="Bookman Old Style" w:hAnsi="Bookman Old Style"/>
+          <w:b/>
+          <w:bCs/>
+          <w:color w:val="FFFFFF"/>
+          <w:sz w:val="21"/>
+          <w:szCs w:val="21"/>
+        </w:rPr>
+        <w:t xml:space="preserve">CURRENT RANGE CERTIFICATION</w:t>
+      </w:r>
+    </w:p>
+    <w:p>
+      <w:pPr>
+        <w:pBdr>
+          <w:bottom w:val="single" w:color="D8D9DB" w:sz="4" w:space="4"/>
+        </w:pBdr>
+        <w:spacing w:after="60" w:before="120"/>
+      </w:pPr>
+      <w:r>
+        <w:rPr>
+          <w:rFonts w:ascii="Arial" w:cs="Arial" w:eastAsia="Arial" w:hAnsi="Arial"/>
+          <w:b/>
+          <w:bCs/>
+          <w:color w:val="FF002B"/>
+          <w:spacing w:val="3"/>
           <w:sz w:val="15"/>
           <w:szCs w:val="15"/>
         </w:rPr>
-        <w:t xml:space="preserve">      </w:t>
-      </w:r>
+        <w:t xml:space="preserve">DATE</w:t>
+      </w:r>
+      <w:r>
+        <w:br/>
+      </w:r>
+      <w:sdt>
+        <w:sdtPr>
+          <w:date>
+            <w:dateFormat w:val="M/d/yyyy"/>
+            <w:lid w:val="en-US"/>
+            <w:storeMappedDataAs w:val="dateTime"/>
+            <w:calendar w:val="gregorian"/>
+          </w:date>
+        </w:sdtPr>
+        <w:sdtContent>
+          <w:r>
+            <w:rPr>
+              <w:rFonts w:ascii="Calibri" w:cs="Calibri" w:eastAsia="Calibri" w:hAnsi="Calibri"/>
+              <w:i/>
+              <w:iCs/>
+              <w:color w:val="5B5F66"/>
+              <w:sz w:val="20"/>
+              <w:szCs w:val="20"/>
+            </w:rPr>
+            <w:t xml:space="preserve">Click or tap to enter a date.</w:t>
+          </w:r>
+        </w:sdtContent>
+      </w:sdt>
+    </w:p>
+    <w:tbl>
+      <w:tblPr>
+        <w:tblW w:type="pct" w:w="100%"/>
+        <w:tblBorders>
+          <w:top w:val="single" w:color="auto" w:sz="4"/>
+          <w:left w:val="single" w:color="auto" w:sz="4"/>
+          <w:bottom w:val="single" w:color="auto" w:sz="4"/>
+          <w:right w:val="single" w:color="auto" w:sz="4"/>
+          <w:insideH w:val="single" w:color="auto" w:sz="4"/>
+          <w:insideV w:val="single" w:color="auto" w:sz="4"/>
+        </w:tblBorders>
+      </w:tblPr>
+      <w:tblGrid>
+        <w:gridCol w:w="100"/>
+        <w:gridCol w:w="100"/>
+      </w:tblGrid>
+      <w:tr>
+        <w:tc>
+          <w:tcPr>
+            <w:tcW w:type="pct" w:w="50%"/>
+            <w:tcBorders>
+              <w:top w:val="none" w:color="auto" w:sz="0"/>
+              <w:left w:val="none" w:color="auto" w:sz="0"/>
+              <w:bottom w:val="none" w:color="auto" w:sz="0"/>
+              <w:right w:val="none" w:color="auto" w:sz="0"/>
+            </w:tcBorders>
+            <w:tcMar>
+              <w:left w:type="dxa" w:w="0"/>
+              <w:right w:type="dxa" w:w="200"/>
+            </w:tcMar>
+            <w:vAlign w:val="top"/>
+          </w:tcPr>
+          <w:p>
+            <w:pPr>
+              <w:pBdr>
+                <w:bottom w:val="single" w:color="D8D9DB" w:sz="4" w:space="4"/>
+              </w:pBdr>
+              <w:spacing w:after="60" w:before="120"/>
+            </w:pPr>
+            <w:r>
+              <w:rPr>
+                <w:rFonts w:ascii="Arial" w:cs="Arial" w:eastAsia="Arial" w:hAnsi="Arial"/>
+                <w:b/>
+                <w:bCs/>
+                <w:color w:val="FF002B"/>
+                <w:spacing w:val="3"/>
+                <w:sz w:val="15"/>
+                <w:szCs w:val="15"/>
+              </w:rPr>
+              <w:t xml:space="preserve">PISTOL SCORE</w:t>
+            </w:r>
+            <w:r>
+              <w:rPr>
+                <w:sz w:val="15"/>
+                <w:szCs w:val="15"/>
+              </w:rPr>
+              <w:t xml:space="preserve">      </w:t>
+            </w:r>
+          </w:p>
+        </w:tc>
+        <w:tc>
+          <w:tcPr>
+            <w:tcW w:type="pct" w:w="50%"/>
+            <w:tcBorders>
+              <w:top w:val="none" w:color="auto" w:sz="0"/>
+              <w:left w:val="none" w:color="auto" w:sz="0"/>
+              <w:bottom w:val="none" w:color="auto" w:sz="0"/>
+              <w:right w:val="none" w:color="auto" w:sz="0"/>
+            </w:tcBorders>
+            <w:tcMar>
+              <w:left w:type="dxa" w:w="0"/>
+              <w:right w:type="dxa" w:w="200"/>
+            </w:tcMar>
+            <w:vAlign w:val="top"/>
+          </w:tcPr>
+          <w:p>
+            <w:pPr>
+              <w:pBdr>
+                <w:bottom w:val="single" w:color="D8D9DB" w:sz="4" w:space="4"/>
+              </w:pBdr>
+              <w:spacing w:after="60" w:before="120"/>
+            </w:pPr>
+            <w:r>
+              <w:rPr>
+                <w:rFonts w:ascii="Arial" w:cs="Arial" w:eastAsia="Arial" w:hAnsi="Arial"/>
+                <w:b/>
+                <w:bCs/>
+                <w:color w:val="FF002B"/>
+                <w:spacing w:val="3"/>
+                <w:sz w:val="15"/>
+                <w:szCs w:val="15"/>
+              </w:rPr>
+              <w:t xml:space="preserve">RIFLE SCORE</w:t>
+            </w:r>
+            <w:r>
+              <w:rPr>
+                <w:sz w:val="15"/>
+                <w:szCs w:val="15"/>
+              </w:rPr>
+              <w:t xml:space="preserve">      </w:t>
+            </w:r>
+          </w:p>
+        </w:tc>
+      </w:tr>
+    </w:tbl>
+    <w:p>
+      <w:pPr>
+        <w:shd w:fill="0A0A0A" w:color="auto" w:val="clear"/>
+        <w:spacing w:after="160" w:before="260"/>
+        <w:ind w:left="100"/>
+      </w:pPr>
+      <w:r>
+        <w:rPr>
+          <w:rFonts w:ascii="Bookman Old Style" w:cs="Bookman Old Style" w:eastAsia="Bookman Old Style" w:hAnsi="Bookman Old Style"/>
+          <w:b/>
+          <w:bCs/>
+          <w:color w:val="FFFFFF"/>
+          <w:sz w:val="21"/>
+          <w:szCs w:val="21"/>
+        </w:rPr>
+        <w:t xml:space="preserve">CURRENT PHYSICAL FITNESS ASSESSMENT</w:t>
+      </w:r>
+    </w:p>
+    <w:p>
+      <w:pPr>
+        <w:pBdr>
+          <w:bottom w:val="single" w:color="D8D9DB" w:sz="4" w:space="4"/>
+        </w:pBdr>
+        <w:spacing w:after="60" w:before="120"/>
+      </w:pPr>
+      <w:r>
+        <w:rPr>
+          <w:rFonts w:ascii="Arial" w:cs="Arial" w:eastAsia="Arial" w:hAnsi="Arial"/>
+          <w:b/>
+          <w:bCs/>
+          <w:color w:val="FF002B"/>
+          <w:spacing w:val="3"/>
+          <w:sz w:val="15"/>
+          <w:szCs w:val="15"/>
+        </w:rPr>
+        <w:t xml:space="preserve">DATE</w:t>
+      </w:r>
+      <w:r>
+        <w:br/>
+      </w:r>
+      <w:sdt>
+        <w:sdtPr>
+          <w:date>
+            <w:dateFormat w:val="M/d/yyyy"/>
+            <w:lid w:val="en-US"/>
+            <w:storeMappedDataAs w:val="dateTime"/>
+            <w:calendar w:val="gregorian"/>
+          </w:date>
+        </w:sdtPr>
+        <w:sdtContent>
+          <w:r>
+            <w:rPr>
+              <w:rFonts w:ascii="Calibri" w:cs="Calibri" w:eastAsia="Calibri" w:hAnsi="Calibri"/>
+              <w:i/>
+              <w:iCs/>
+              <w:color w:val="5B5F66"/>
+              <w:sz w:val="20"/>
+              <w:szCs w:val="20"/>
+            </w:rPr>
+            <w:t xml:space="preserve">Click or tap to enter a date.</w:t>
+          </w:r>
+        </w:sdtContent>
+      </w:sdt>
     </w:p>
     <w:tbl>
       <w:tblPr>
@@ -831,7 +1414,7 @@
       <w:tr>
         <w:tc>
           <w:tcPr>
-            <w:tcW w:type="pct" w:w="33.33%"/>
+            <w:tcW w:type="pct" w:w="33.333333333333336%"/>
             <w:tcBorders>
               <w:top w:val="none" w:color="auto" w:sz="0"/>
               <w:left w:val="none" w:color="auto" w:sz="0"/>
@@ -863,11 +1446,18 @@
               </w:rPr>
               <w:t xml:space="preserve">PUSH-UPS</w:t>
             </w:r>
+            <w:r>
+              <w:rPr>
+                <w:sz w:val="15"/>
+                <w:szCs w:val="15"/>
+              </w:rPr>
+              <w:t xml:space="preserve">      </w:t>
+            </w:r>
           </w:p>
         </w:tc>
         <w:tc>
           <w:tcPr>
-            <w:tcW w:type="pct" w:w="33.33%"/>
+            <w:tcW w:type="pct" w:w="33.333333333333336%"/>
             <w:tcBorders>
               <w:top w:val="none" w:color="auto" w:sz="0"/>
               <w:left w:val="none" w:color="auto" w:sz="0"/>
@@ -899,11 +1489,18 @@
               </w:rPr>
               <w:t xml:space="preserve">SIT-UPS</w:t>
             </w:r>
+            <w:r>
+              <w:rPr>
+                <w:sz w:val="15"/>
+                <w:szCs w:val="15"/>
+              </w:rPr>
+              <w:t xml:space="preserve">      </w:t>
+            </w:r>
           </w:p>
         </w:tc>
         <w:tc>
           <w:tcPr>
-            <w:tcW w:type="pct" w:w="33.33%"/>
+            <w:tcW w:type="pct" w:w="33.333333333333336%"/>
             <w:tcBorders>
               <w:top w:val="none" w:color="auto" w:sz="0"/>
               <w:left w:val="none" w:color="auto" w:sz="0"/>
@@ -935,6 +1532,13 @@
               </w:rPr>
               <w:t xml:space="preserve">300-METER SPRINT</w:t>
             </w:r>
+            <w:r>
+              <w:rPr>
+                <w:sz w:val="15"/>
+                <w:szCs w:val="15"/>
+              </w:rPr>
+              <w:t xml:space="preserve">      </w:t>
+            </w:r>
           </w:p>
         </w:tc>
       </w:tr>
@@ -963,7 +1567,7 @@
           <w:sz w:val="15"/>
           <w:szCs w:val="15"/>
         </w:rPr>
-        <w:t xml:space="preserve">      </w:t>
+        <w:t xml:space="preserve">      </w:t>
       </w:r>
     </w:p>
     <w:p>
@@ -1069,23 +1673,28 @@
     <w:p>
       <w:pPr>
         <w:pBdr>
-          <w:bottom w:val="single" w:color="D8D9DB" w:sz="4" w:space="2"/>
+          <w:bottom w:val="single" w:color="D8D9DB" w:sz="4" w:space="4"/>
         </w:pBdr>
-        <w:tabs>
-          <w:tab w:val="left" w:pos="3600"/>
-        </w:tabs>
-        <w:spacing w:after="60" w:before="200"/>
-      </w:pPr>
-      <w:r>
-        <w:rPr>
-          <w:rFonts w:ascii="Calibri" w:cs="Calibri" w:eastAsia="Calibri" w:hAnsi="Calibri"/>
+        <w:spacing w:after="60" w:before="120"/>
+      </w:pPr>
+      <w:r>
+        <w:rPr>
+          <w:rFonts w:ascii="Arial" w:cs="Arial" w:eastAsia="Arial" w:hAnsi="Arial"/>
           <w:b/>
           <w:bCs/>
-          <w:color w:val="26282B"/>
-          <w:sz w:val="19"/>
-          <w:szCs w:val="19"/>
-        </w:rPr>
-        <w:t xml:space="preserve">Email	</w:t>
+          <w:color w:val="FF002B"/>
+          <w:spacing w:val="3"/>
+          <w:sz w:val="15"/>
+          <w:szCs w:val="15"/>
+        </w:rPr>
+        <w:t xml:space="preserve">EMAIL</w:t>
+      </w:r>
+      <w:r>
+        <w:rPr>
+          <w:sz w:val="15"/>
+          <w:szCs w:val="15"/>
+        </w:rPr>
+        <w:t xml:space="preserve">      </w:t>
       </w:r>
     </w:p>
     <w:p>
@@ -1113,23 +1722,28 @@
     <w:p>
       <w:pPr>
         <w:pBdr>
-          <w:bottom w:val="single" w:color="D8D9DB" w:sz="4" w:space="2"/>
+          <w:bottom w:val="single" w:color="D8D9DB" w:sz="4" w:space="4"/>
         </w:pBdr>
-        <w:tabs>
-          <w:tab w:val="left" w:pos="3600"/>
-        </w:tabs>
-        <w:spacing w:after="60" w:before="200"/>
-      </w:pPr>
-      <w:r>
-        <w:rPr>
-          <w:rFonts w:ascii="Calibri" w:cs="Calibri" w:eastAsia="Calibri" w:hAnsi="Calibri"/>
+        <w:spacing w:after="60" w:before="120"/>
+      </w:pPr>
+      <w:r>
+        <w:rPr>
+          <w:rFonts w:ascii="Arial" w:cs="Arial" w:eastAsia="Arial" w:hAnsi="Arial"/>
           <w:b/>
           <w:bCs/>
-          <w:color w:val="26282B"/>
-          <w:sz w:val="19"/>
-          <w:szCs w:val="19"/>
-        </w:rPr>
-        <w:t xml:space="preserve">Email	</w:t>
+          <w:color w:val="FF002B"/>
+          <w:spacing w:val="3"/>
+          <w:sz w:val="15"/>
+          <w:szCs w:val="15"/>
+        </w:rPr>
+        <w:t xml:space="preserve">EMAIL</w:t>
+      </w:r>
+      <w:r>
+        <w:rPr>
+          <w:sz w:val="15"/>
+          <w:szCs w:val="15"/>
+        </w:rPr>
+        <w:t xml:space="preserve">      </w:t>
       </w:r>
     </w:p>
     <w:sectPr>

--- a/exports/cifso-certification-forms/valletta_site_manager_candidate_qualifications.docx
+++ b/exports/cifso-certification-forms/valletta_site_manager_candidate_qualifications.docx
@@ -21,7 +21,7 @@
     <w:p>
       <w:pPr>
         <w:pBdr>
-          <w:bottom w:val="single" w:color="FF002B" w:sz="18" w:space="4"/>
+          <w:bottom w:val="single" w:color="1B4FA0" w:sz="18" w:space="4"/>
         </w:pBdr>
         <w:spacing w:after="160"/>
       </w:pPr>
@@ -59,7 +59,7 @@
           <w:rFonts w:ascii="Arial" w:cs="Arial" w:eastAsia="Arial" w:hAnsi="Arial"/>
           <w:b/>
           <w:bCs/>
-          <w:color w:val="FF002B"/>
+          <w:color w:val="1B4FA0"/>
           <w:spacing w:val="3"/>
           <w:sz w:val="15"/>
           <w:szCs w:val="15"/>
@@ -86,7 +86,7 @@
           <w:rFonts w:ascii="Arial" w:cs="Arial" w:eastAsia="Arial" w:hAnsi="Arial"/>
           <w:b/>
           <w:bCs/>
-          <w:color w:val="FF002B"/>
+          <w:color w:val="1B4FA0"/>
           <w:spacing w:val="3"/>
           <w:sz w:val="15"/>
           <w:szCs w:val="15"/>
@@ -104,7 +104,7 @@
     <w:p>
       <w:pPr>
         <w:pBdr>
-          <w:bottom w:val="single" w:color="FF002B" w:sz="10" w:space="4"/>
+          <w:bottom w:val="single" w:color="1B4FA0" w:sz="10" w:space="4"/>
         </w:pBdr>
         <w:spacing w:after="120" w:before="200"/>
       </w:pPr>
@@ -195,7 +195,7 @@
                 <w:rFonts w:ascii="Arial" w:cs="Arial" w:eastAsia="Arial" w:hAnsi="Arial"/>
                 <w:b/>
                 <w:bCs/>
-                <w:color w:val="FF002B"/>
+                <w:color w:val="1B4FA0"/>
                 <w:spacing w:val="3"/>
                 <w:sz w:val="15"/>
                 <w:szCs w:val="15"/>
@@ -276,7 +276,7 @@
                 <w:rFonts w:ascii="Arial" w:cs="Arial" w:eastAsia="Arial" w:hAnsi="Arial"/>
                 <w:b/>
                 <w:bCs/>
-                <w:color w:val="FF002B"/>
+                <w:color w:val="1B4FA0"/>
                 <w:spacing w:val="3"/>
                 <w:sz w:val="15"/>
                 <w:szCs w:val="15"/>
@@ -573,7 +573,7 @@
                 <w:rFonts w:ascii="Arial" w:cs="Arial" w:eastAsia="Arial" w:hAnsi="Arial"/>
                 <w:b/>
                 <w:bCs/>
-                <w:color w:val="FF002B"/>
+                <w:color w:val="1B4FA0"/>
                 <w:spacing w:val="3"/>
                 <w:sz w:val="15"/>
                 <w:szCs w:val="15"/>
@@ -634,7 +634,7 @@
                 <w:rFonts w:ascii="Arial" w:cs="Arial" w:eastAsia="Arial" w:hAnsi="Arial"/>
                 <w:b/>
                 <w:bCs/>
-                <w:color w:val="FF002B"/>
+                <w:color w:val="1B4FA0"/>
                 <w:spacing w:val="3"/>
                 <w:sz w:val="15"/>
                 <w:szCs w:val="15"/>
@@ -715,7 +715,7 @@
                 <w:rFonts w:ascii="Arial" w:cs="Arial" w:eastAsia="Arial" w:hAnsi="Arial"/>
                 <w:b/>
                 <w:bCs/>
-                <w:color w:val="FF002B"/>
+                <w:color w:val="1B4FA0"/>
                 <w:spacing w:val="3"/>
                 <w:sz w:val="15"/>
                 <w:szCs w:val="15"/>
@@ -776,7 +776,7 @@
                 <w:rFonts w:ascii="Arial" w:cs="Arial" w:eastAsia="Arial" w:hAnsi="Arial"/>
                 <w:b/>
                 <w:bCs/>
-                <w:color w:val="FF002B"/>
+                <w:color w:val="1B4FA0"/>
                 <w:spacing w:val="3"/>
                 <w:sz w:val="15"/>
                 <w:szCs w:val="15"/>
@@ -857,7 +857,7 @@
                 <w:rFonts w:ascii="Arial" w:cs="Arial" w:eastAsia="Arial" w:hAnsi="Arial"/>
                 <w:b/>
                 <w:bCs/>
-                <w:color w:val="FF002B"/>
+                <w:color w:val="1B4FA0"/>
                 <w:spacing w:val="3"/>
                 <w:sz w:val="15"/>
                 <w:szCs w:val="15"/>
@@ -918,7 +918,7 @@
                 <w:rFonts w:ascii="Arial" w:cs="Arial" w:eastAsia="Arial" w:hAnsi="Arial"/>
                 <w:b/>
                 <w:bCs/>
-                <w:color w:val="FF002B"/>
+                <w:color w:val="1B4FA0"/>
                 <w:spacing w:val="3"/>
                 <w:sz w:val="15"/>
                 <w:szCs w:val="15"/>
@@ -999,7 +999,7 @@
                 <w:rFonts w:ascii="Arial" w:cs="Arial" w:eastAsia="Arial" w:hAnsi="Arial"/>
                 <w:b/>
                 <w:bCs/>
-                <w:color w:val="FF002B"/>
+                <w:color w:val="1B4FA0"/>
                 <w:spacing w:val="3"/>
                 <w:sz w:val="15"/>
                 <w:szCs w:val="15"/>
@@ -1060,7 +1060,7 @@
                 <w:rFonts w:ascii="Arial" w:cs="Arial" w:eastAsia="Arial" w:hAnsi="Arial"/>
                 <w:b/>
                 <w:bCs/>
-                <w:color w:val="FF002B"/>
+                <w:color w:val="1B4FA0"/>
                 <w:spacing w:val="3"/>
                 <w:sz w:val="15"/>
                 <w:szCs w:val="15"/>
@@ -1127,7 +1127,7 @@
           <w:rFonts w:ascii="Arial" w:cs="Arial" w:eastAsia="Arial" w:hAnsi="Arial"/>
           <w:b/>
           <w:bCs/>
-          <w:color w:val="FF002B"/>
+          <w:color w:val="1B4FA0"/>
           <w:spacing w:val="3"/>
           <w:sz w:val="15"/>
           <w:szCs w:val="15"/>
@@ -1191,7 +1191,7 @@
           <w:rFonts w:ascii="Arial" w:cs="Arial" w:eastAsia="Arial" w:hAnsi="Arial"/>
           <w:b/>
           <w:bCs/>
-          <w:color w:val="FF002B"/>
+          <w:color w:val="1B4FA0"/>
           <w:spacing w:val="3"/>
           <w:sz w:val="15"/>
           <w:szCs w:val="15"/>
@@ -1269,7 +1269,7 @@
                 <w:rFonts w:ascii="Arial" w:cs="Arial" w:eastAsia="Arial" w:hAnsi="Arial"/>
                 <w:b/>
                 <w:bCs/>
-                <w:color w:val="FF002B"/>
+                <w:color w:val="1B4FA0"/>
                 <w:spacing w:val="3"/>
                 <w:sz w:val="15"/>
                 <w:szCs w:val="15"/>
@@ -1312,7 +1312,7 @@
                 <w:rFonts w:ascii="Arial" w:cs="Arial" w:eastAsia="Arial" w:hAnsi="Arial"/>
                 <w:b/>
                 <w:bCs/>
-                <w:color w:val="FF002B"/>
+                <w:color w:val="1B4FA0"/>
                 <w:spacing w:val="3"/>
                 <w:sz w:val="15"/>
                 <w:szCs w:val="15"/>
@@ -1360,7 +1360,7 @@
           <w:rFonts w:ascii="Arial" w:cs="Arial" w:eastAsia="Arial" w:hAnsi="Arial"/>
           <w:b/>
           <w:bCs/>
-          <w:color w:val="FF002B"/>
+          <w:color w:val="1B4FA0"/>
           <w:spacing w:val="3"/>
           <w:sz w:val="15"/>
           <w:szCs w:val="15"/>
@@ -1439,7 +1439,7 @@
                 <w:rFonts w:ascii="Arial" w:cs="Arial" w:eastAsia="Arial" w:hAnsi="Arial"/>
                 <w:b/>
                 <w:bCs/>
-                <w:color w:val="FF002B"/>
+                <w:color w:val="1B4FA0"/>
                 <w:spacing w:val="3"/>
                 <w:sz w:val="15"/>
                 <w:szCs w:val="15"/>
@@ -1482,7 +1482,7 @@
                 <w:rFonts w:ascii="Arial" w:cs="Arial" w:eastAsia="Arial" w:hAnsi="Arial"/>
                 <w:b/>
                 <w:bCs/>
-                <w:color w:val="FF002B"/>
+                <w:color w:val="1B4FA0"/>
                 <w:spacing w:val="3"/>
                 <w:sz w:val="15"/>
                 <w:szCs w:val="15"/>
@@ -1525,7 +1525,7 @@
                 <w:rFonts w:ascii="Arial" w:cs="Arial" w:eastAsia="Arial" w:hAnsi="Arial"/>
                 <w:b/>
                 <w:bCs/>
-                <w:color w:val="FF002B"/>
+                <w:color w:val="1B4FA0"/>
                 <w:spacing w:val="3"/>
                 <w:sz w:val="15"/>
                 <w:szCs w:val="15"/>
@@ -1555,7 +1555,7 @@
           <w:rFonts w:ascii="Arial" w:cs="Arial" w:eastAsia="Arial" w:hAnsi="Arial"/>
           <w:b/>
           <w:bCs/>
-          <w:color w:val="FF002B"/>
+          <w:color w:val="1B4FA0"/>
           <w:spacing w:val="3"/>
           <w:sz w:val="15"/>
           <w:szCs w:val="15"/>
@@ -1573,7 +1573,7 @@
     <w:p>
       <w:pPr>
         <w:pBdr>
-          <w:bottom w:val="single" w:color="FF002B" w:sz="10" w:space="4"/>
+          <w:bottom w:val="single" w:color="1B4FA0" w:sz="10" w:space="4"/>
         </w:pBdr>
         <w:spacing w:after="120" w:before="200"/>
       </w:pPr>
@@ -1605,7 +1605,7 @@
       <w:r>
         <w:rPr>
           <w:rFonts w:ascii="Calibri" w:cs="Calibri" w:eastAsia="Calibri" w:hAnsi="Calibri"/>
-          <w:color w:val="FF002B"/>
+          <w:color w:val="1B4FA0"/>
           <w:sz w:val="20"/>
           <w:szCs w:val="20"/>
         </w:rPr>
@@ -1623,7 +1623,7 @@
       <w:r>
         <w:rPr>
           <w:rFonts w:ascii="Calibri" w:cs="Calibri" w:eastAsia="Calibri" w:hAnsi="Calibri"/>
-          <w:color w:val="FF002B"/>
+          <w:color w:val="1B4FA0"/>
           <w:sz w:val="20"/>
           <w:szCs w:val="20"/>
         </w:rPr>
@@ -1641,7 +1641,7 @@
       <w:r>
         <w:rPr>
           <w:rFonts w:ascii="Calibri" w:cs="Calibri" w:eastAsia="Calibri" w:hAnsi="Calibri"/>
-          <w:color w:val="FF002B"/>
+          <w:color w:val="1B4FA0"/>
           <w:sz w:val="20"/>
           <w:szCs w:val="20"/>
         </w:rPr>
@@ -1682,7 +1682,7 @@
           <w:rFonts w:ascii="Arial" w:cs="Arial" w:eastAsia="Arial" w:hAnsi="Arial"/>
           <w:b/>
           <w:bCs/>
-          <w:color w:val="FF002B"/>
+          <w:color w:val="1B4FA0"/>
           <w:spacing w:val="3"/>
           <w:sz w:val="15"/>
           <w:szCs w:val="15"/>
@@ -1731,7 +1731,7 @@
           <w:rFonts w:ascii="Arial" w:cs="Arial" w:eastAsia="Arial" w:hAnsi="Arial"/>
           <w:b/>
           <w:bCs/>
-          <w:color w:val="FF002B"/>
+          <w:color w:val="1B4FA0"/>
           <w:spacing w:val="3"/>
           <w:sz w:val="15"/>
           <w:szCs w:val="15"/>
@@ -1902,7 +1902,7 @@
   <w:p>
     <w:pPr>
       <w:pBdr>
-        <w:bottom w:val="single" w:color="FF002B" w:sz="16" w:space="8"/>
+        <w:bottom w:val="single" w:color="1B4FA0" w:sz="16" w:space="8"/>
       </w:pBdr>
       <w:tabs>
         <w:tab w:val="right" w:pos="9792"/>
@@ -1911,7 +1911,7 @@
     <w:r>
       <w:drawing>
         <wp:inline distT="0" distB="0" distL="0" distR="0">
-          <wp:extent cx="1428750" cy="285750"/>
+          <wp:extent cx="1047750" cy="809625"/>
           <wp:effectExtent t="0" r="0" b="0" l="0"/>
           <wp:docPr id="1" name="" descr="" title=""/>
           <wp:cNvGraphicFramePr>
@@ -1936,7 +1936,7 @@
                 <pic:spPr bwMode="auto">
                   <a:xfrm>
                     <a:off x="0" y="0"/>
-                    <a:ext cx="1428750" cy="285750"/>
+                    <a:ext cx="1047750" cy="809625"/>
                   </a:xfrm>
                   <a:prstGeom prst="rect">
                     <a:avLst/>

--- a/exports/cifso-certification-forms/valletta_site_manager_candidate_qualifications.docx
+++ b/exports/cifso-certification-forms/valletta_site_manager_candidate_qualifications.docx
@@ -1752,7 +1752,7 @@
       <w:footerReference w:type="default" r:id="rId9"/>
       <w:footerReference w:type="first" r:id="rId10"/>
       <w:pgSz w:w="12240" w:h="15840" w:orient="portrait"/>
-      <w:pgMar w:top="1224" w:right="1224" w:bottom="1224" w:left="1224" w:header="708" w:footer="708" w:gutter="0"/>
+      <w:pgMar w:top="1440" w:right="1440" w:bottom="1440" w:left="1440" w:header="504" w:footer="504" w:gutter="0"/>
       <w:pgNumType/>
       <w:titlePg/>
       <w:docGrid w:linePitch="360"/>
@@ -1905,13 +1905,13 @@
         <w:bottom w:val="single" w:color="1B4FA0" w:sz="16" w:space="8"/>
       </w:pBdr>
       <w:tabs>
-        <w:tab w:val="right" w:pos="9792"/>
+        <w:tab w:val="right" w:pos="9360"/>
       </w:tabs>
     </w:pPr>
     <w:r>
       <w:drawing>
         <wp:inline distT="0" distB="0" distL="0" distR="0">
-          <wp:extent cx="1047750" cy="809625"/>
+          <wp:extent cx="600075" cy="457200"/>
           <wp:effectExtent t="0" r="0" b="0" l="0"/>
           <wp:docPr id="1" name="" descr="" title=""/>
           <wp:cNvGraphicFramePr>
@@ -1936,7 +1936,7 @@
                 <pic:spPr bwMode="auto">
                   <a:xfrm>
                     <a:off x="0" y="0"/>
-                    <a:ext cx="1047750" cy="809625"/>
+                    <a:ext cx="600075" cy="457200"/>
                   </a:xfrm>
                   <a:prstGeom prst="rect">
                     <a:avLst/>
